--- a/public/anexos/09-Metodologia/Plan_de_Trabajo_CORREGIDO.docx
+++ b/public/anexos/09-Metodologia/Plan_de_Trabajo_CORREGIDO.docx
@@ -736,6 +736,96 @@
           </w:p>
         </w:tc>
       </w:tr>
+      <w:tr>
+        <w:trPr>
+          <w:cantSplit/>
+        </w:trPr>
+        <w:tc>
+          <w:tcPr>
+            <w:tcW w:type="dxa" w:w="1575"/>
+          </w:tcPr>
+          <w:p>
+            <w:r>
+              <w:t>8. Despliegue</w:t>
+            </w:r>
+          </w:p>
+        </w:tc>
+        <w:tc>
+          <w:tcPr>
+            <w:tcW w:type="dxa" w:w="4575"/>
+          </w:tcPr>
+          <w:p>
+            <w:r>
+              <w:t>Despliegue en ambiente local (PostgreSQL) y preparación del ambiente de producción</w:t>
+            </w:r>
+          </w:p>
+        </w:tc>
+        <w:tc>
+          <w:tcPr>
+            <w:tcW w:type="dxa" w:w="2175"/>
+          </w:tcPr>
+          <w:p>
+            <w:r>
+              <w:t>Aplicación web ALMEXA desplegada</w:t>
+            </w:r>
+          </w:p>
+        </w:tc>
+        <w:tc>
+          <w:tcPr>
+            <w:tcW w:type="dxa" w:w="675"/>
+          </w:tcPr>
+          <w:p>
+            <w:r>
+              <w:t>Pendiente</w:t>
+            </w:r>
+          </w:p>
+        </w:tc>
+      </w:tr>
+      <w:tr>
+        <w:trPr>
+          <w:cantSplit/>
+        </w:trPr>
+        <w:tc>
+          <w:tcPr>
+            <w:tcW w:type="dxa" w:w="1575"/>
+          </w:tcPr>
+          <w:p>
+            <w:r>
+              <w:t>9. Sustentación</w:t>
+            </w:r>
+          </w:p>
+        </w:tc>
+        <w:tc>
+          <w:tcPr>
+            <w:tcW w:type="dxa" w:w="4575"/>
+          </w:tcPr>
+          <w:p>
+            <w:r>
+              <w:t>Documentación final, licenciamiento (BSL 1.1), página web y sostenimiento de la sustentación</w:t>
+            </w:r>
+          </w:p>
+        </w:tc>
+        <w:tc>
+          <w:tcPr>
+            <w:tcW w:type="dxa" w:w="2175"/>
+          </w:tcPr>
+          <w:p>
+            <w:r>
+              <w:t>Proyecto sustentado y documentación cerrada</w:t>
+            </w:r>
+          </w:p>
+        </w:tc>
+        <w:tc>
+          <w:tcPr>
+            <w:tcW w:type="dxa" w:w="675"/>
+          </w:tcPr>
+          <w:p>
+            <w:r>
+              <w:t>Pendiente</w:t>
+            </w:r>
+          </w:p>
+        </w:tc>
+      </w:tr>
     </w:tbl>
     <w:p>
       <w:pPr>
@@ -1212,6 +1302,111 @@
           </w:p>
         </w:tc>
       </w:tr>
+      <w:tr>
+        <w:trPr>
+          <w:cantSplit/>
+        </w:trPr>
+        <w:tc>
+          <w:tcPr>
+            <w:tcW w:type="dxa" w:w="4500"/>
+          </w:tcPr>
+          <w:p>
+            <w:r>
+              <w:t>Despliegue y ambiente de producción</w:t>
+            </w:r>
+          </w:p>
+        </w:tc>
+        <w:tc>
+          <w:tcPr>
+            <w:tcW w:type="dxa" w:w="900"/>
+          </w:tcPr>
+          <w:p>
+            <w:r>
+              <w:t>17–20</w:t>
+            </w:r>
+          </w:p>
+        </w:tc>
+        <w:tc>
+          <w:tcPr>
+            <w:tcW w:type="dxa" w:w="3600"/>
+          </w:tcPr>
+          <w:p>
+            <w:r>
+              <w:t>Desarrollador backend</w:t>
+            </w:r>
+          </w:p>
+        </w:tc>
+      </w:tr>
+      <w:tr>
+        <w:trPr>
+          <w:cantSplit/>
+        </w:trPr>
+        <w:tc>
+          <w:tcPr>
+            <w:tcW w:type="dxa" w:w="4500"/>
+          </w:tcPr>
+          <w:p>
+            <w:r>
+              <w:t>Documentación final, licenciamiento y página web</w:t>
+            </w:r>
+          </w:p>
+        </w:tc>
+        <w:tc>
+          <w:tcPr>
+            <w:tcW w:type="dxa" w:w="900"/>
+          </w:tcPr>
+          <w:p>
+            <w:r>
+              <w:t>19–22</w:t>
+            </w:r>
+          </w:p>
+        </w:tc>
+        <w:tc>
+          <w:tcPr>
+            <w:tcW w:type="dxa" w:w="3600"/>
+          </w:tcPr>
+          <w:p>
+            <w:r>
+              <w:t>Equipo de proyecto</w:t>
+            </w:r>
+          </w:p>
+        </w:tc>
+      </w:tr>
+      <w:tr>
+        <w:trPr>
+          <w:cantSplit/>
+        </w:trPr>
+        <w:tc>
+          <w:tcPr>
+            <w:tcW w:type="dxa" w:w="4500"/>
+          </w:tcPr>
+          <w:p>
+            <w:r>
+              <w:t>Validación integral y sustentación</w:t>
+            </w:r>
+          </w:p>
+        </w:tc>
+        <w:tc>
+          <w:tcPr>
+            <w:tcW w:type="dxa" w:w="900"/>
+          </w:tcPr>
+          <w:p>
+            <w:r>
+              <w:t>21–24</w:t>
+            </w:r>
+          </w:p>
+        </w:tc>
+        <w:tc>
+          <w:tcPr>
+            <w:tcW w:type="dxa" w:w="3600"/>
+          </w:tcPr>
+          <w:p>
+            <w:r>
+              <w:t>Equipo de proyecto</w:t>
+            </w:r>
+          </w:p>
+        </w:tc>
+      </w:tr>
     </w:tbl>
     <w:p>
       <w:pPr>
@@ -1236,7 +1431,7 @@
         <w:t xml:space="preserve">Esta versión sustituye la referencia previa al motor MySQL por PostgreSQL, alineando el plan con el SRS. </w:t>
       </w:r>
       <w:r>
-        <w:t>Se añade la fase de gestión de riesgos y de documentación/correlación para garantizar que cada entregable se derive de los requisitos del SRS y que la documentación del proyecto permanezca coherente entre sí. Actualización v3.0 (19/09/2026): el programa de trabajo se despliega sobre 24 semanas (6 meses), organizadas en 6 sprints de 4 semanas; la tabla 5 (cronograma estimado) presenta las etapas principales con semanas de referencia (1 a 16) dentro de ese horizonte.</w:t>
+        <w:t>Se añade la fase de gestión de riesgos y de documentación/correlación para garantizar que cada entregable se derive de los requisitos del SRS y que la documentación del proyecto permanezca coherente entre sí. Actualización v3.0 (19/09/2026): el programa de trabajo se despliega sobre 24 semanas (6 meses), organizadas en 6 sprints de 4 semanas; la tabla 5 (cronograma estimado) presenta las etapas principales con semanas de referencia (1 a 24) dentro de ese horizonte.</w:t>
       </w:r>
     </w:p>
     <w:sectPr>
